--- a/docs-forms/05_확정서_바우처.docx
+++ b/docs-forms/05_확정서_바우처.docx
@@ -892,7 +892,7 @@
           <w:color w:val="444444"/>
           <w:sz w:val="17"/>
         </w:rPr>
-        <w:t>사업자등록번호 496-16-02952 | 통신판매업 신고 제2026-부산해운대-1252호 | 관광사업 등록 제2026-000003호</w:t>
+        <w:t>사업자등록번호 496-16-02952 | 통신판매업 신고 제2026-부산해운대-1252호</w:t>
         <w:br/>
       </w:r>
       <w:r>

--- a/docs-forms/05_확정서_바우처.docx
+++ b/docs-forms/05_확정서_바우처.docx
@@ -18,6 +18,59 @@
       </w:pPr>
       <w:r>
         <w:t>05. 여행 확정서 및 바우처</w:t>
+      </w:r>
+    </w:p>
+    <w:p>
+      <w:pPr>
+        <w:pStyle w:val="Heading2"/>
+      </w:pPr>
+      <w:r>
+        <w:t>실무 5대 수칙 (담당자 준수사항)</w:t>
+      </w:r>
+    </w:p>
+    <w:p>
+      <w:pPr>
+        <w:pStyle w:val="ListBullet"/>
+      </w:pPr>
+      <w:r>
+        <w:t>(1) PC 비밀번호·백신을 최신으로 유지합니다 (개인정보보호법 제29조 안전조치의무, 위반 시 5천만원 이하 과태료).</w:t>
+      </w:r>
+    </w:p>
+    <w:p>
+      <w:pPr>
+        <w:pStyle w:val="ListBullet"/>
+      </w:pPr>
+      <w:r>
+        <w:t>(2) 카드번호·CVC를 카톡·종이에 남기지 않고 즉시 파기하며, PG 승인번호만 보관합니다 (여신전문금융업법 제70조, 위반 시 7년 이하 징역 또는 5천만원 이하 벌금, CVC 저장은 절대 금지).</w:t>
+      </w:r>
+    </w:p>
+    <w:p>
+      <w:pPr>
+        <w:pStyle w:val="ListBullet"/>
+      </w:pPr>
+      <w:r>
+        <w:t>(3) 여권사본을 폰 갤러리에 두지 말고 암호폴더에 보관하며, 예약 완료 후 즉시 삭제합니다 (고유식별정보는 별도 동의+암호화, 개인정보보호법 제71조 위반 시 5년 이하 징역 또는 5천만원 이하 벌금).</w:t>
+      </w:r>
+    </w:p>
+    <w:p>
+      <w:pPr>
+        <w:pStyle w:val="ListBullet"/>
+      </w:pPr>
+      <w:r>
+        <w:t>(4) 결제 전에 여행약관 동의와 제3자 제공 동의를 별도 체크박스로 분리해 받습니다 (미동의 상태로 처리 시 형사처벌 대상이 될 수 있습니다).</w:t>
+      </w:r>
+    </w:p>
+    <w:p>
+      <w:pPr>
+        <w:pStyle w:val="ListBullet"/>
+      </w:pPr>
+      <w:r>
+        <w:t>(5) 마케팅 문자는 별도 동의한 고객에게만 보내며, 매건 (광고) 표기와 수신거부 안내를 넣고 21시~8시에는 발송하지 않습니다 (정보통신망법, 위반 시 3천만원 이하 과태료).</w:t>
+      </w:r>
+    </w:p>
+    <w:p>
+      <w:r>
+        <w:br w:type="page"/>
       </w:r>
     </w:p>
     <w:p>

--- a/docs-forms/05_확정서_바우처.docx
+++ b/docs-forms/05_확정서_바우처.docx
@@ -547,7 +547,7 @@
               <w:rPr>
                 <w:sz w:val="18"/>
               </w:rPr>
-              <w:t>계약금 수령액 (총액의 10% 이하)</w:t>
+              <w:t>예약금(계약금) 수령액 (미화 500달러 고정)</w:t>
             </w:r>
           </w:p>
         </w:tc>
@@ -577,7 +577,7 @@
               <w:rPr>
                 <w:sz w:val="18"/>
               </w:rPr>
-              <w:t>잔금 수령액 (출발 7일 전 납부)</w:t>
+              <w:t>잔금 수령액 (출발 7일 전, 임박 시 계약과 동시 전액)</w:t>
             </w:r>
           </w:p>
         </w:tc>
@@ -619,7 +619,7 @@
         <w:pStyle w:val="ListBullet"/>
       </w:pPr>
       <w:r>
-        <w:t>결제는 포트원 결제링크와 계좌이체로 받았습니다.</w:t>
+        <w:t>결제는 포트원 결제링크(페이업 경유 예정)와 계좌이체 또는 카드로 받았습니다.</w:t>
       </w:r>
     </w:p>
     <w:p>
@@ -908,7 +908,7 @@
         <w:pStyle w:val="Heading2"/>
       </w:pPr>
       <w:r>
-        <w:t>6. 최저인원·비상연락</w:t>
+        <w:t>6. 비상연락</w:t>
       </w:r>
     </w:p>
     <w:p>
@@ -916,7 +916,7 @@
         <w:pStyle w:val="ListBullet"/>
       </w:pPr>
       <w:r>
-        <w:t>최저인원(__명) 미달 시 출발 7일 전까지 통지합니다. 기한 위반 시 출발 1일 전 통보는 30%, 당일 통보는 50%를 배상합니다.</w:t>
+        <w:t>본 계약은 최소출발인원이 없는 1:1 맞춤여행입니다.</w:t>
       </w:r>
     </w:p>
     <w:p>
@@ -961,7 +961,7 @@
           <w:color w:val="444444"/>
           <w:sz w:val="17"/>
         </w:rPr>
-        <w:t>영업보증보험 3,000만원 가입 | 기획여행 미취급 · 희망여행(맞춤형만) 취급</w:t>
+        <w:t>영업보증보험 3,000만원 가입 | 기획여행 미취급 · 맞춤여행(개별 알선만) 취급</w:t>
       </w:r>
     </w:p>
     <w:sectPr>
